--- a/examples/tutorial/doc/01-first-experiment.docx
+++ b/examples/tutorial/doc/01-first-experiment.docx
@@ -2,7 +2,7 @@
 <file path=word/document.xml><?xml version="1.0" encoding="utf-8"?>
 <w:document xmlns:w="http://schemas.openxmlformats.org/wordprocessingml/2006/main" xmlns:m="http://schemas.openxmlformats.org/officeDocument/2006/math" xmlns:r="http://schemas.openxmlformats.org/officeDocument/2006/relationships" xmlns:o="urn:schemas-microsoft-com:office:office" xmlns:v="urn:schemas-microsoft-com:vml" xmlns:w10="urn:schemas-microsoft-com:office:word" xmlns:a="http://schemas.openxmlformats.org/drawingml/2006/main" xmlns:pic="http://schemas.openxmlformats.org/drawingml/2006/picture" xmlns:wp="http://schemas.openxmlformats.org/drawingml/2006/wordprocessingDrawing">
   <w:body>
-    <w:bookmarkStart w:id="20" w:name="tutorial-01---first-experiment"/>
+    <w:bookmarkStart w:id="9" w:name="tutorial-01---first-experiment"/>
     <w:p>
       <w:pPr>
         <w:pStyle w:val="Heading2"/>
@@ -48,6 +48,45 @@
       </w:pPr>
       <w:r>
         <w:rPr>
+          <w:rStyle w:val="FunctionTok"/>
+        </w:rPr>
+        <w:t xml:space="preserve">source</w:t>
+      </w:r>
+      <w:r>
+        <w:rPr>
+          <w:rStyle w:val="NormalTok"/>
+        </w:rPr>
+        <w:t xml:space="preserve">(</w:t>
+      </w:r>
+      <w:r>
+        <w:rPr>
+          <w:rStyle w:val="FunctionTok"/>
+        </w:rPr>
+        <w:t xml:space="preserve">url</w:t>
+      </w:r>
+      <w:r>
+        <w:rPr>
+          <w:rStyle w:val="NormalTok"/>
+        </w:rPr>
+        <w:t xml:space="preserve">(</w:t>
+      </w:r>
+      <w:r>
+        <w:rPr>
+          <w:rStyle w:val="StringTok"/>
+        </w:rPr>
+        <w:t xml:space="preserve">"https://raw.githubusercontent.com/cefet-rj-dal/daltoolbox/main/examples/seed.R"</w:t>
+      </w:r>
+      <w:r>
+        <w:rPr>
+          <w:rStyle w:val="NormalTok"/>
+        </w:rPr>
+        <w:t xml:space="preserve">))</w:t>
+      </w:r>
+      <w:r>
+        <w:br/>
+      </w:r>
+      <w:r>
+        <w:rPr>
           <w:rStyle w:val="CommentTok"/>
         </w:rPr>
         <w:t xml:space="preserve"># install.packages("daltoolbox")</w:t>
@@ -277,25 +316,13 @@
         <w:rPr>
           <w:rStyle w:val="FunctionTok"/>
         </w:rPr>
-        <w:t xml:space="preserve">set.seed</w:t>
-      </w:r>
-      <w:r>
-        <w:rPr>
-          <w:rStyle w:val="NormalTok"/>
-        </w:rPr>
-        <w:t xml:space="preserve">(</w:t>
-      </w:r>
-      <w:r>
-        <w:rPr>
-          <w:rStyle w:val="DecValTok"/>
-        </w:rPr>
-        <w:t xml:space="preserve">1</w:t>
-      </w:r>
-      <w:r>
-        <w:rPr>
-          <w:rStyle w:val="NormalTok"/>
-        </w:rPr>
-        <w:t xml:space="preserve">)</w:t>
+        <w:t xml:space="preserve">set_example_seed</w:t>
+      </w:r>
+      <w:r>
+        <w:rPr>
+          <w:rStyle w:val="NormalTok"/>
+        </w:rPr>
+        <w:t xml:space="preserve">()</w:t>
       </w:r>
       <w:r>
         <w:br/>
@@ -492,6 +519,21 @@
       </w:r>
       <w:r>
         <w:rPr>
+          <w:rStyle w:val="FunctionTok"/>
+        </w:rPr>
+        <w:t xml:space="preserve">set_example_seed</w:t>
+      </w:r>
+      <w:r>
+        <w:rPr>
+          <w:rStyle w:val="NormalTok"/>
+        </w:rPr>
+        <w:t xml:space="preserve">()</w:t>
+      </w:r>
+      <w:r>
+        <w:br/>
+      </w:r>
+      <w:r>
+        <w:rPr>
           <w:rStyle w:val="NormalTok"/>
         </w:rPr>
         <w:t xml:space="preserve">model </w:t>
@@ -526,7 +568,37 @@
         <w:pStyle w:val="FirstParagraph"/>
       </w:pPr>
       <w:r>
-        <w:t xml:space="preserve">After training, always check performance on both the training data and the test data. The comparison helps reveal whether the learner is simply memorizing the training set or generalizing in a reasonable way.</w:t>
+        <w:t xml:space="preserve">After training, always check performance on both the training data and the test data. The comparison helps reveal whether the learner is simply memorizing the training set or generalizing in a reasonable way. In the classification API,</w:t>
+      </w:r>
+      <w:r>
+        <w:t xml:space="preserve"> </w:t>
+      </w:r>
+      <w:r>
+        <w:rPr>
+          <w:rStyle w:val="VerbatimChar"/>
+        </w:rPr>
+        <w:t xml:space="preserve">predict()</w:t>
+      </w:r>
+      <w:r>
+        <w:t xml:space="preserve"> </w:t>
+      </w:r>
+      <w:r>
+        <w:t xml:space="preserve">returns class scores, so</w:t>
+      </w:r>
+      <w:r>
+        <w:t xml:space="preserve"> </w:t>
+      </w:r>
+      <w:r>
+        <w:rPr>
+          <w:rStyle w:val="VerbatimChar"/>
+        </w:rPr>
+        <w:t xml:space="preserve">evaluate()</w:t>
+      </w:r>
+      <w:r>
+        <w:t xml:space="preserve"> </w:t>
+      </w:r>
+      <w:r>
+        <w:t xml:space="preserve">can be called directly with the original factor labels.</w:t>
       </w:r>
     </w:p>
     <w:p>
@@ -594,19 +666,7 @@
         <w:rPr>
           <w:rStyle w:val="NormalTok"/>
         </w:rPr>
-        <w:t xml:space="preserve">(model, </w:t>
-      </w:r>
-      <w:r>
-        <w:rPr>
-          <w:rStyle w:val="FunctionTok"/>
-        </w:rPr>
-        <w:t xml:space="preserve">adjust_class_label</w:t>
-      </w:r>
-      <w:r>
-        <w:rPr>
-          <w:rStyle w:val="NormalTok"/>
-        </w:rPr>
-        <w:t xml:space="preserve">(iris_train</w:t>
+        <w:t xml:space="preserve">(model, iris_train</w:t>
       </w:r>
       <w:r>
         <w:rPr>
@@ -618,7 +678,7 @@
         <w:rPr>
           <w:rStyle w:val="NormalTok"/>
         </w:rPr>
-        <w:t xml:space="preserve">Species), train_prediction)</w:t>
+        <w:t xml:space="preserve">Species, train_prediction)</w:t>
       </w:r>
       <w:r>
         <w:br/>
@@ -650,7 +710,7 @@
         <w:rPr>
           <w:rStyle w:val="VerbatimChar"/>
         </w:rPr>
-        <w:t xml:space="preserve">##   accuracy TP TN FP FN precision recall sensitivity specificity f1</w:t>
+        <w:t xml:space="preserve">##    accuracy TP TN FP FN precision recall sensitivity specificity f1</w:t>
       </w:r>
       <w:r>
         <w:br/>
@@ -659,7 +719,7 @@
         <w:rPr>
           <w:rStyle w:val="VerbatimChar"/>
         </w:rPr>
-        <w:t xml:space="preserve">## 1    0.975 39 81  0  0         1      1           1           1  1</w:t>
+        <w:t xml:space="preserve">## 1 0.9666667 41 79  0  0         1      1           1           1  1</w:t>
       </w:r>
     </w:p>
     <w:p>
@@ -727,19 +787,7 @@
         <w:rPr>
           <w:rStyle w:val="NormalTok"/>
         </w:rPr>
-        <w:t xml:space="preserve">(model, </w:t>
-      </w:r>
-      <w:r>
-        <w:rPr>
-          <w:rStyle w:val="FunctionTok"/>
-        </w:rPr>
-        <w:t xml:space="preserve">adjust_class_label</w:t>
-      </w:r>
-      <w:r>
-        <w:rPr>
-          <w:rStyle w:val="NormalTok"/>
-        </w:rPr>
-        <w:t xml:space="preserve">(iris_test</w:t>
+        <w:t xml:space="preserve">(model, iris_test</w:t>
       </w:r>
       <w:r>
         <w:rPr>
@@ -751,7 +799,7 @@
         <w:rPr>
           <w:rStyle w:val="NormalTok"/>
         </w:rPr>
-        <w:t xml:space="preserve">Species), test_prediction)</w:t>
+        <w:t xml:space="preserve">Species, test_prediction)</w:t>
       </w:r>
       <w:r>
         <w:br/>
@@ -792,7 +840,7 @@
         <w:rPr>
           <w:rStyle w:val="VerbatimChar"/>
         </w:rPr>
-        <w:t xml:space="preserve">## 1 0.9666667 11 19  0  0         1      1           1           1  1</w:t>
+        <w:t xml:space="preserve">## 1 0.9666667  9 21  0  0         1      1           1           1  1</w:t>
       </w:r>
     </w:p>
     <w:p>
@@ -803,7 +851,7 @@
         <w:t xml:space="preserve">This structure is the foundation of the package. The later tutorials mainly change the sampling strategy, the preprocessing steps, or the learner itself, but the overall logic remains stable.</w:t>
       </w:r>
     </w:p>
-    <w:bookmarkEnd w:id="20"/>
+    <w:bookmarkEnd w:id="9"/>
     <w:sectPr>
       <w:footnotePr>
         <w:numRestart w:val="eachSect"/>
@@ -925,10 +973,10 @@
   <w:docDefaults>
     <w:rPrDefault>
       <w:rPr>
-        <w:rFonts w:asciiTheme="minorHAnsi" w:cstheme="minorBidi" w:eastAsiaTheme="minorHAnsi" w:hAnsiTheme="minorHAnsi"/>
+        <w:rFonts w:asciiTheme="minorHAnsi" w:cstheme="minorBidi" w:eastAsiaTheme="minorEastAsia" w:hAnsiTheme="minorHAnsi"/>
         <w:sz w:val="24"/>
         <w:szCs w:val="24"/>
-        <w:lang w:bidi="ar-SA" w:eastAsia="en-US" w:val="en-US"/>
+        <w:lang w:bidi="ar-SA" w:eastAsia="zh-CN" w:val="en-US"/>
       </w:rPr>
     </w:rPrDefault>
     <w:pPrDefault>
@@ -1469,13 +1517,6 @@
       </w:tblCellMar>
     </w:tblPr>
     <w:tblStylePr w:type="firstRow">
-      <w:tblPr>
-        <w:jc w:val="left"/>
-        <w:tblInd w:type="dxa" w:w="0"/>
-      </w:tblPr>
-      <w:trPr>
-        <w:jc w:val="left"/>
-      </w:trPr>
       <w:tcPr>
         <w:tcBorders>
           <w:bottom w:val="single"/>
